--- a/data/kb/agv_demo/raw/Error UDC Presence SOP.docx
+++ b/data/kb/agv_demo/raw/Error UDC Presence SOP.docx
@@ -5,8 +5,8 @@
     <w:p>
       <w:pPr>
         <w:rPr>
-          <w:sz w:val="48"/>
-          <w:szCs w:val="48"/>
+          <w:sz w:val="32"/>
+          <w:szCs w:val="32"/>
         </w:rPr>
       </w:pPr>
       <w:r>
@@ -24,85 +24,21 @@
           <w:sz w:val="48"/>
           <w:szCs w:val="48"/>
         </w:rPr>
-        <w:t xml:space="preserve"> </w:t>
-      </w:r>
-      <w:r>
-        <w:rPr>
-          <w:rFonts w:hint="eastAsia"/>
+        <w:t xml:space="preserve">     </w:t>
+      </w:r>
+      <w:r>
+        <w:rPr>
           <w:sz w:val="48"/>
           <w:szCs w:val="48"/>
-          <w:lang w:eastAsia="zh-CN"/>
-        </w:rPr>
-        <w:t>(</w:t>
+        </w:rPr>
+        <w:t xml:space="preserve">ID 27: </w:t>
       </w:r>
       <w:r>
         <w:rPr>
           <w:sz w:val="48"/>
           <w:szCs w:val="48"/>
         </w:rPr>
-        <w:t>ID 27</w:t>
-      </w:r>
-      <w:r>
-        <w:rPr>
-          <w:rFonts w:hint="eastAsia"/>
-          <w:sz w:val="48"/>
-          <w:szCs w:val="48"/>
-          <w:lang w:eastAsia="zh-CN"/>
-        </w:rPr>
-        <w:t xml:space="preserve">) </w:t>
-      </w:r>
-      <w:r>
-        <w:rPr>
-          <w:sz w:val="48"/>
-          <w:szCs w:val="48"/>
-        </w:rPr>
         <w:t>Error UDC Presence</w:t>
-      </w:r>
-    </w:p>
-    <w:p>
-      <w:pPr>
-        <w:rPr>
-          <w:sz w:val="48"/>
-          <w:szCs w:val="48"/>
-          <w:lang w:eastAsia="zh-CN"/>
-        </w:rPr>
-      </w:pPr>
-    </w:p>
-    <w:p>
-      <w:pPr>
-        <w:rPr>
-          <w:rFonts w:hint="eastAsia"/>
-          <w:sz w:val="48"/>
-          <w:szCs w:val="48"/>
-          <w:lang w:eastAsia="zh-CN"/>
-        </w:rPr>
-      </w:pPr>
-      <w:r>
-        <w:rPr>
-          <w:sz w:val="32"/>
-          <w:szCs w:val="32"/>
-        </w:rPr>
-        <w:t>This alarm occurs when the platform is not properly positioned on the AGV’s back table.</w:t>
-      </w:r>
-    </w:p>
-    <w:p>
-      <w:pPr>
-        <w:rPr>
-          <w:b/>
-          <w:bCs/>
-          <w:sz w:val="44"/>
-          <w:szCs w:val="44"/>
-          <w:u w:val="single"/>
-        </w:rPr>
-      </w:pPr>
-      <w:r>
-        <w:rPr>
-          <w:rFonts w:hint="eastAsia"/>
-          <w:sz w:val="32"/>
-          <w:szCs w:val="32"/>
-          <w:lang w:eastAsia="zh-CN"/>
-        </w:rPr>
-        <w:t>figure</w:t>
       </w:r>
       <w:r>
         <w:rPr>
@@ -133,7 +69,7 @@
                     <pic:cNvPicPr/>
                   </pic:nvPicPr>
                   <pic:blipFill>
-                    <a:blip r:embed="rId7">
+                    <a:blip r:embed="rId5">
                       <a:extLst>
                         <a:ext uri="{28A0092B-C50C-407E-A947-70E740481C1C}">
                           <a14:useLocalDpi xmlns:a14="http://schemas.microsoft.com/office/drawing/2010/main" val="0"/>
@@ -173,47 +109,6 @@
         </w:rPr>
         <w:br/>
       </w:r>
-    </w:p>
-    <w:p>
-      <w:pPr>
-        <w:rPr>
-          <w:b/>
-          <w:bCs/>
-          <w:sz w:val="44"/>
-          <w:szCs w:val="44"/>
-          <w:u w:val="single"/>
-        </w:rPr>
-      </w:pPr>
-    </w:p>
-    <w:p>
-      <w:pPr>
-        <w:rPr>
-          <w:b/>
-          <w:bCs/>
-          <w:sz w:val="44"/>
-          <w:szCs w:val="44"/>
-          <w:u w:val="single"/>
-        </w:rPr>
-      </w:pPr>
-    </w:p>
-    <w:p>
-      <w:pPr>
-        <w:rPr>
-          <w:sz w:val="32"/>
-          <w:szCs w:val="32"/>
-        </w:rPr>
-      </w:pPr>
-      <w:r>
-        <w:rPr>
-          <w:b/>
-          <w:bCs/>
-          <w:sz w:val="44"/>
-          <w:szCs w:val="44"/>
-          <w:u w:val="single"/>
-        </w:rPr>
-        <w:lastRenderedPageBreak/>
-        <w:t>How To Fix:</w:t>
-      </w:r>
       <w:r>
         <w:rPr>
           <w:b/>
@@ -222,7 +117,46 @@
           <w:szCs w:val="48"/>
           <w:u w:val="single"/>
         </w:rPr>
+        <w:t xml:space="preserve">How </w:t>
+      </w:r>
+      <w:proofErr w:type="gramStart"/>
+      <w:r>
+        <w:rPr>
+          <w:b/>
+          <w:bCs/>
+          <w:sz w:val="48"/>
+          <w:szCs w:val="48"/>
+          <w:u w:val="single"/>
+        </w:rPr>
+        <w:t>To</w:t>
+      </w:r>
+      <w:proofErr w:type="gramEnd"/>
+      <w:r>
+        <w:rPr>
+          <w:b/>
+          <w:bCs/>
+          <w:sz w:val="48"/>
+          <w:szCs w:val="48"/>
+          <w:u w:val="single"/>
+        </w:rPr>
+        <w:t xml:space="preserve"> Fix:</w:t>
+      </w:r>
+      <w:r>
+        <w:rPr>
+          <w:b/>
+          <w:bCs/>
+          <w:sz w:val="48"/>
+          <w:szCs w:val="48"/>
+          <w:u w:val="single"/>
+        </w:rPr>
         <w:br/>
+      </w:r>
+      <w:r>
+        <w:rPr>
+          <w:sz w:val="32"/>
+          <w:szCs w:val="32"/>
+        </w:rPr>
+        <w:t>This alarm occurs when the platform is not properly positioned on the AGV’s back table.</w:t>
       </w:r>
     </w:p>
     <w:p>
@@ -347,56 +281,6 @@
     </w:sectPr>
   </w:body>
 </w:document>
-</file>
-
-<file path=word/endnotes.xml><?xml version="1.0" encoding="utf-8"?>
-<w:endnotes xmlns:wpc="http://schemas.microsoft.com/office/word/2010/wordprocessingCanvas" xmlns:cx="http://schemas.microsoft.com/office/drawing/2014/chartex" xmlns:cx1="http://schemas.microsoft.com/office/drawing/2015/9/8/chartex" xmlns:cx2="http://schemas.microsoft.com/office/drawing/2015/10/21/chartex" xmlns:cx3="http://schemas.microsoft.com/office/drawing/2016/5/9/chartex" xmlns:cx4="http://schemas.microsoft.com/office/drawing/2016/5/10/chartex" xmlns:cx5="http://schemas.microsoft.com/office/drawing/2016/5/11/chartex" xmlns:cx6="http://schemas.microsoft.com/office/drawing/2016/5/12/chartex" xmlns:cx7="http://schemas.microsoft.com/office/drawing/2016/5/13/chartex" xmlns:cx8="http://schemas.microsoft.com/office/drawing/2016/5/14/chartex" xmlns:mc="http://schemas.openxmlformats.org/markup-compatibility/2006" xmlns:aink="http://schemas.microsoft.com/office/drawing/2016/ink" xmlns:am3d="http://schemas.microsoft.com/office/drawing/2017/model3d" xmlns:o="urn:schemas-microsoft-com:office:office" xmlns:oel="http://schemas.microsoft.com/office/2019/extlst" xmlns:r="http://schemas.openxmlformats.org/officeDocument/2006/relationships" xmlns:m="http://schemas.openxmlformats.org/officeDocument/2006/math" xmlns:v="urn:schemas-microsoft-com:vml" xmlns:wp14="http://schemas.microsoft.com/office/word/2010/wordprocessingDrawing" xmlns:wp="http://schemas.openxmlformats.org/drawingml/2006/wordprocessingDrawing" xmlns:w10="urn:schemas-microsoft-com:office:word" xmlns:w="http://schemas.openxmlformats.org/wordprocessingml/2006/main" xmlns:w14="http://schemas.microsoft.com/office/word/2010/wordml" xmlns:w15="http://schemas.microsoft.com/office/word/2012/wordml" xmlns:w16cex="http://schemas.microsoft.com/office/word/2018/wordml/cex" xmlns:w16cid="http://schemas.microsoft.com/office/word/2016/wordml/cid" xmlns:w16="http://schemas.microsoft.com/office/word/2018/wordml" xmlns:w16du="http://schemas.microsoft.com/office/word/2023/wordml/word16du" xmlns:w16sdtdh="http://schemas.microsoft.com/office/word/2020/wordml/sdtdatahash" xmlns:w16sdtfl="http://schemas.microsoft.com/office/word/2024/wordml/sdtformatlock" xmlns:w16se="http://schemas.microsoft.com/office/word/2015/wordml/symex" xmlns:wpg="http://schemas.microsoft.com/office/word/2010/wordprocessingGroup" xmlns:wpi="http://schemas.microsoft.com/office/word/2010/wordprocessingInk" xmlns:wne="http://schemas.microsoft.com/office/word/2006/wordml" xmlns:wps="http://schemas.microsoft.com/office/word/2010/wordprocessingShape" mc:Ignorable="w14 w15 w16se w16cid w16 w16cex w16sdtdh w16sdtfl w16du wp14">
-  <w:endnote w:type="separator" w:id="-1">
-    <w:p>
-      <w:pPr>
-        <w:spacing w:after="0" w:line="240" w:lineRule="auto"/>
-      </w:pPr>
-      <w:r>
-        <w:separator/>
-      </w:r>
-    </w:p>
-  </w:endnote>
-  <w:endnote w:type="continuationSeparator" w:id="0">
-    <w:p>
-      <w:pPr>
-        <w:spacing w:after="0" w:line="240" w:lineRule="auto"/>
-      </w:pPr>
-      <w:r>
-        <w:continuationSeparator/>
-      </w:r>
-    </w:p>
-  </w:endnote>
-</w:endnotes>
-</file>
-
-<file path=word/footnotes.xml><?xml version="1.0" encoding="utf-8"?>
-<w:footnotes xmlns:wpc="http://schemas.microsoft.com/office/word/2010/wordprocessingCanvas" xmlns:cx="http://schemas.microsoft.com/office/drawing/2014/chartex" xmlns:cx1="http://schemas.microsoft.com/office/drawing/2015/9/8/chartex" xmlns:cx2="http://schemas.microsoft.com/office/drawing/2015/10/21/chartex" xmlns:cx3="http://schemas.microsoft.com/office/drawing/2016/5/9/chartex" xmlns:cx4="http://schemas.microsoft.com/office/drawing/2016/5/10/chartex" xmlns:cx5="http://schemas.microsoft.com/office/drawing/2016/5/11/chartex" xmlns:cx6="http://schemas.microsoft.com/office/drawing/2016/5/12/chartex" xmlns:cx7="http://schemas.microsoft.com/office/drawing/2016/5/13/chartex" xmlns:cx8="http://schemas.microsoft.com/office/drawing/2016/5/14/chartex" xmlns:mc="http://schemas.openxmlformats.org/markup-compatibility/2006" xmlns:aink="http://schemas.microsoft.com/office/drawing/2016/ink" xmlns:am3d="http://schemas.microsoft.com/office/drawing/2017/model3d" xmlns:o="urn:schemas-microsoft-com:office:office" xmlns:oel="http://schemas.microsoft.com/office/2019/extlst" xmlns:r="http://schemas.openxmlformats.org/officeDocument/2006/relationships" xmlns:m="http://schemas.openxmlformats.org/officeDocument/2006/math" xmlns:v="urn:schemas-microsoft-com:vml" xmlns:wp14="http://schemas.microsoft.com/office/word/2010/wordprocessingDrawing" xmlns:wp="http://schemas.openxmlformats.org/drawingml/2006/wordprocessingDrawing" xmlns:w10="urn:schemas-microsoft-com:office:word" xmlns:w="http://schemas.openxmlformats.org/wordprocessingml/2006/main" xmlns:w14="http://schemas.microsoft.com/office/word/2010/wordml" xmlns:w15="http://schemas.microsoft.com/office/word/2012/wordml" xmlns:w16cex="http://schemas.microsoft.com/office/word/2018/wordml/cex" xmlns:w16cid="http://schemas.microsoft.com/office/word/2016/wordml/cid" xmlns:w16="http://schemas.microsoft.com/office/word/2018/wordml" xmlns:w16du="http://schemas.microsoft.com/office/word/2023/wordml/word16du" xmlns:w16sdtdh="http://schemas.microsoft.com/office/word/2020/wordml/sdtdatahash" xmlns:w16sdtfl="http://schemas.microsoft.com/office/word/2024/wordml/sdtformatlock" xmlns:w16se="http://schemas.microsoft.com/office/word/2015/wordml/symex" xmlns:wpg="http://schemas.microsoft.com/office/word/2010/wordprocessingGroup" xmlns:wpi="http://schemas.microsoft.com/office/word/2010/wordprocessingInk" xmlns:wne="http://schemas.microsoft.com/office/word/2006/wordml" xmlns:wps="http://schemas.microsoft.com/office/word/2010/wordprocessingShape" mc:Ignorable="w14 w15 w16se w16cid w16 w16cex w16sdtdh w16sdtfl w16du wp14">
-  <w:footnote w:type="separator" w:id="-1">
-    <w:p>
-      <w:pPr>
-        <w:spacing w:after="0" w:line="240" w:lineRule="auto"/>
-      </w:pPr>
-      <w:r>
-        <w:separator/>
-      </w:r>
-    </w:p>
-  </w:footnote>
-  <w:footnote w:type="continuationSeparator" w:id="0">
-    <w:p>
-      <w:pPr>
-        <w:spacing w:after="0" w:line="240" w:lineRule="auto"/>
-      </w:pPr>
-      <w:r>
-        <w:continuationSeparator/>
-      </w:r>
-    </w:p>
-  </w:footnote>
-</w:footnotes>
 </file>
 
 <file path=word/numbering.xml><?xml version="1.0" encoding="utf-8"?>
@@ -525,7 +409,7 @@
   <w:docDefaults>
     <w:rPrDefault>
       <w:rPr>
-        <w:rFonts w:asciiTheme="minorHAnsi" w:eastAsiaTheme="minorEastAsia" w:hAnsiTheme="minorHAnsi" w:cstheme="minorBidi"/>
+        <w:rFonts w:asciiTheme="minorHAnsi" w:eastAsiaTheme="minorHAnsi" w:hAnsiTheme="minorHAnsi" w:cstheme="minorBidi"/>
         <w:kern w:val="2"/>
         <w:sz w:val="24"/>
         <w:szCs w:val="24"/>
@@ -917,15 +801,15 @@
     <w:lsdException w:name="Unresolved Mention" w:semiHidden="1" w:unhideWhenUsed="1"/>
     <w:lsdException w:name="Smart Link" w:semiHidden="1" w:unhideWhenUsed="1"/>
   </w:latentStyles>
-  <w:style w:type="paragraph" w:default="1" w:styleId="a">
+  <w:style w:type="paragraph" w:default="1" w:styleId="Normal">
     <w:name w:val="Normal"/>
     <w:qFormat/>
   </w:style>
-  <w:style w:type="paragraph" w:styleId="1">
+  <w:style w:type="paragraph" w:styleId="Heading1">
     <w:name w:val="heading 1"/>
-    <w:basedOn w:val="a"/>
-    <w:next w:val="a"/>
-    <w:link w:val="10"/>
+    <w:basedOn w:val="Normal"/>
+    <w:next w:val="Normal"/>
+    <w:link w:val="Heading1Char"/>
     <w:uiPriority w:val="9"/>
     <w:qFormat/>
     <w:rsid w:val="000A47CE"/>
@@ -942,11 +826,11 @@
       <w:szCs w:val="40"/>
     </w:rPr>
   </w:style>
-  <w:style w:type="paragraph" w:styleId="2">
+  <w:style w:type="paragraph" w:styleId="Heading2">
     <w:name w:val="heading 2"/>
-    <w:basedOn w:val="a"/>
-    <w:next w:val="a"/>
-    <w:link w:val="20"/>
+    <w:basedOn w:val="Normal"/>
+    <w:next w:val="Normal"/>
+    <w:link w:val="Heading2Char"/>
     <w:uiPriority w:val="9"/>
     <w:semiHidden/>
     <w:unhideWhenUsed/>
@@ -965,11 +849,11 @@
       <w:szCs w:val="32"/>
     </w:rPr>
   </w:style>
-  <w:style w:type="paragraph" w:styleId="3">
+  <w:style w:type="paragraph" w:styleId="Heading3">
     <w:name w:val="heading 3"/>
-    <w:basedOn w:val="a"/>
-    <w:next w:val="a"/>
-    <w:link w:val="30"/>
+    <w:basedOn w:val="Normal"/>
+    <w:next w:val="Normal"/>
+    <w:link w:val="Heading3Char"/>
     <w:uiPriority w:val="9"/>
     <w:semiHidden/>
     <w:unhideWhenUsed/>
@@ -988,11 +872,11 @@
       <w:szCs w:val="28"/>
     </w:rPr>
   </w:style>
-  <w:style w:type="paragraph" w:styleId="4">
+  <w:style w:type="paragraph" w:styleId="Heading4">
     <w:name w:val="heading 4"/>
-    <w:basedOn w:val="a"/>
-    <w:next w:val="a"/>
-    <w:link w:val="40"/>
+    <w:basedOn w:val="Normal"/>
+    <w:next w:val="Normal"/>
+    <w:link w:val="Heading4Char"/>
     <w:uiPriority w:val="9"/>
     <w:semiHidden/>
     <w:unhideWhenUsed/>
@@ -1011,11 +895,11 @@
       <w:color w:val="0F4761" w:themeColor="accent1" w:themeShade="BF"/>
     </w:rPr>
   </w:style>
-  <w:style w:type="paragraph" w:styleId="5">
+  <w:style w:type="paragraph" w:styleId="Heading5">
     <w:name w:val="heading 5"/>
-    <w:basedOn w:val="a"/>
-    <w:next w:val="a"/>
-    <w:link w:val="50"/>
+    <w:basedOn w:val="Normal"/>
+    <w:next w:val="Normal"/>
+    <w:link w:val="Heading5Char"/>
     <w:uiPriority w:val="9"/>
     <w:semiHidden/>
     <w:unhideWhenUsed/>
@@ -1032,11 +916,11 @@
       <w:color w:val="0F4761" w:themeColor="accent1" w:themeShade="BF"/>
     </w:rPr>
   </w:style>
-  <w:style w:type="paragraph" w:styleId="6">
+  <w:style w:type="paragraph" w:styleId="Heading6">
     <w:name w:val="heading 6"/>
-    <w:basedOn w:val="a"/>
-    <w:next w:val="a"/>
-    <w:link w:val="60"/>
+    <w:basedOn w:val="Normal"/>
+    <w:next w:val="Normal"/>
+    <w:link w:val="Heading6Char"/>
     <w:uiPriority w:val="9"/>
     <w:semiHidden/>
     <w:unhideWhenUsed/>
@@ -1055,11 +939,11 @@
       <w:color w:val="595959" w:themeColor="text1" w:themeTint="A6"/>
     </w:rPr>
   </w:style>
-  <w:style w:type="paragraph" w:styleId="7">
+  <w:style w:type="paragraph" w:styleId="Heading7">
     <w:name w:val="heading 7"/>
-    <w:basedOn w:val="a"/>
-    <w:next w:val="a"/>
-    <w:link w:val="70"/>
+    <w:basedOn w:val="Normal"/>
+    <w:next w:val="Normal"/>
+    <w:link w:val="Heading7Char"/>
     <w:uiPriority w:val="9"/>
     <w:semiHidden/>
     <w:unhideWhenUsed/>
@@ -1076,11 +960,11 @@
       <w:color w:val="595959" w:themeColor="text1" w:themeTint="A6"/>
     </w:rPr>
   </w:style>
-  <w:style w:type="paragraph" w:styleId="8">
+  <w:style w:type="paragraph" w:styleId="Heading8">
     <w:name w:val="heading 8"/>
-    <w:basedOn w:val="a"/>
-    <w:next w:val="a"/>
-    <w:link w:val="80"/>
+    <w:basedOn w:val="Normal"/>
+    <w:next w:val="Normal"/>
+    <w:link w:val="Heading8Char"/>
     <w:uiPriority w:val="9"/>
     <w:semiHidden/>
     <w:unhideWhenUsed/>
@@ -1099,11 +983,11 @@
       <w:color w:val="272727" w:themeColor="text1" w:themeTint="D8"/>
     </w:rPr>
   </w:style>
-  <w:style w:type="paragraph" w:styleId="9">
+  <w:style w:type="paragraph" w:styleId="Heading9">
     <w:name w:val="heading 9"/>
-    <w:basedOn w:val="a"/>
-    <w:next w:val="a"/>
-    <w:link w:val="90"/>
+    <w:basedOn w:val="Normal"/>
+    <w:next w:val="Normal"/>
+    <w:link w:val="Heading9Char"/>
     <w:uiPriority w:val="9"/>
     <w:semiHidden/>
     <w:unhideWhenUsed/>
@@ -1120,13 +1004,12 @@
       <w:color w:val="272727" w:themeColor="text1" w:themeTint="D8"/>
     </w:rPr>
   </w:style>
-  <w:style w:type="character" w:default="1" w:styleId="a0">
+  <w:style w:type="character" w:default="1" w:styleId="DefaultParagraphFont">
     <w:name w:val="Default Paragraph Font"/>
     <w:uiPriority w:val="1"/>
-    <w:semiHidden/>
     <w:unhideWhenUsed/>
   </w:style>
-  <w:style w:type="table" w:default="1" w:styleId="a1">
+  <w:style w:type="table" w:default="1" w:styleId="TableNormal">
     <w:name w:val="Normal Table"/>
     <w:uiPriority w:val="99"/>
     <w:semiHidden/>
@@ -1141,16 +1024,16 @@
       </w:tblCellMar>
     </w:tblPr>
   </w:style>
-  <w:style w:type="numbering" w:default="1" w:styleId="a2">
+  <w:style w:type="numbering" w:default="1" w:styleId="NoList">
     <w:name w:val="No List"/>
     <w:uiPriority w:val="99"/>
     <w:semiHidden/>
     <w:unhideWhenUsed/>
   </w:style>
-  <w:style w:type="character" w:customStyle="1" w:styleId="10">
-    <w:name w:val="标题 1 字符"/>
-    <w:basedOn w:val="a0"/>
-    <w:link w:val="1"/>
+  <w:style w:type="character" w:customStyle="1" w:styleId="Heading1Char">
+    <w:name w:val="Heading 1 Char"/>
+    <w:basedOn w:val="DefaultParagraphFont"/>
+    <w:link w:val="Heading1"/>
     <w:uiPriority w:val="9"/>
     <w:rsid w:val="000A47CE"/>
     <w:rPr>
@@ -1160,10 +1043,10 @@
       <w:szCs w:val="40"/>
     </w:rPr>
   </w:style>
-  <w:style w:type="character" w:customStyle="1" w:styleId="20">
-    <w:name w:val="标题 2 字符"/>
-    <w:basedOn w:val="a0"/>
-    <w:link w:val="2"/>
+  <w:style w:type="character" w:customStyle="1" w:styleId="Heading2Char">
+    <w:name w:val="Heading 2 Char"/>
+    <w:basedOn w:val="DefaultParagraphFont"/>
+    <w:link w:val="Heading2"/>
     <w:uiPriority w:val="9"/>
     <w:semiHidden/>
     <w:rsid w:val="000A47CE"/>
@@ -1174,10 +1057,10 @@
       <w:szCs w:val="32"/>
     </w:rPr>
   </w:style>
-  <w:style w:type="character" w:customStyle="1" w:styleId="30">
-    <w:name w:val="标题 3 字符"/>
-    <w:basedOn w:val="a0"/>
-    <w:link w:val="3"/>
+  <w:style w:type="character" w:customStyle="1" w:styleId="Heading3Char">
+    <w:name w:val="Heading 3 Char"/>
+    <w:basedOn w:val="DefaultParagraphFont"/>
+    <w:link w:val="Heading3"/>
     <w:uiPriority w:val="9"/>
     <w:semiHidden/>
     <w:rsid w:val="000A47CE"/>
@@ -1188,10 +1071,10 @@
       <w:szCs w:val="28"/>
     </w:rPr>
   </w:style>
-  <w:style w:type="character" w:customStyle="1" w:styleId="40">
-    <w:name w:val="标题 4 字符"/>
-    <w:basedOn w:val="a0"/>
-    <w:link w:val="4"/>
+  <w:style w:type="character" w:customStyle="1" w:styleId="Heading4Char">
+    <w:name w:val="Heading 4 Char"/>
+    <w:basedOn w:val="DefaultParagraphFont"/>
+    <w:link w:val="Heading4"/>
     <w:uiPriority w:val="9"/>
     <w:semiHidden/>
     <w:rsid w:val="000A47CE"/>
@@ -1202,10 +1085,10 @@
       <w:color w:val="0F4761" w:themeColor="accent1" w:themeShade="BF"/>
     </w:rPr>
   </w:style>
-  <w:style w:type="character" w:customStyle="1" w:styleId="50">
-    <w:name w:val="标题 5 字符"/>
-    <w:basedOn w:val="a0"/>
-    <w:link w:val="5"/>
+  <w:style w:type="character" w:customStyle="1" w:styleId="Heading5Char">
+    <w:name w:val="Heading 5 Char"/>
+    <w:basedOn w:val="DefaultParagraphFont"/>
+    <w:link w:val="Heading5"/>
     <w:uiPriority w:val="9"/>
     <w:semiHidden/>
     <w:rsid w:val="000A47CE"/>
@@ -1214,10 +1097,10 @@
       <w:color w:val="0F4761" w:themeColor="accent1" w:themeShade="BF"/>
     </w:rPr>
   </w:style>
-  <w:style w:type="character" w:customStyle="1" w:styleId="60">
-    <w:name w:val="标题 6 字符"/>
-    <w:basedOn w:val="a0"/>
-    <w:link w:val="6"/>
+  <w:style w:type="character" w:customStyle="1" w:styleId="Heading6Char">
+    <w:name w:val="Heading 6 Char"/>
+    <w:basedOn w:val="DefaultParagraphFont"/>
+    <w:link w:val="Heading6"/>
     <w:uiPriority w:val="9"/>
     <w:semiHidden/>
     <w:rsid w:val="000A47CE"/>
@@ -1228,10 +1111,10 @@
       <w:color w:val="595959" w:themeColor="text1" w:themeTint="A6"/>
     </w:rPr>
   </w:style>
-  <w:style w:type="character" w:customStyle="1" w:styleId="70">
-    <w:name w:val="标题 7 字符"/>
-    <w:basedOn w:val="a0"/>
-    <w:link w:val="7"/>
+  <w:style w:type="character" w:customStyle="1" w:styleId="Heading7Char">
+    <w:name w:val="Heading 7 Char"/>
+    <w:basedOn w:val="DefaultParagraphFont"/>
+    <w:link w:val="Heading7"/>
     <w:uiPriority w:val="9"/>
     <w:semiHidden/>
     <w:rsid w:val="000A47CE"/>
@@ -1240,10 +1123,10 @@
       <w:color w:val="595959" w:themeColor="text1" w:themeTint="A6"/>
     </w:rPr>
   </w:style>
-  <w:style w:type="character" w:customStyle="1" w:styleId="80">
-    <w:name w:val="标题 8 字符"/>
-    <w:basedOn w:val="a0"/>
-    <w:link w:val="8"/>
+  <w:style w:type="character" w:customStyle="1" w:styleId="Heading8Char">
+    <w:name w:val="Heading 8 Char"/>
+    <w:basedOn w:val="DefaultParagraphFont"/>
+    <w:link w:val="Heading8"/>
     <w:uiPriority w:val="9"/>
     <w:semiHidden/>
     <w:rsid w:val="000A47CE"/>
@@ -1254,10 +1137,10 @@
       <w:color w:val="272727" w:themeColor="text1" w:themeTint="D8"/>
     </w:rPr>
   </w:style>
-  <w:style w:type="character" w:customStyle="1" w:styleId="90">
-    <w:name w:val="标题 9 字符"/>
-    <w:basedOn w:val="a0"/>
-    <w:link w:val="9"/>
+  <w:style w:type="character" w:customStyle="1" w:styleId="Heading9Char">
+    <w:name w:val="Heading 9 Char"/>
+    <w:basedOn w:val="DefaultParagraphFont"/>
+    <w:link w:val="Heading9"/>
     <w:uiPriority w:val="9"/>
     <w:semiHidden/>
     <w:rsid w:val="000A47CE"/>
@@ -1266,11 +1149,11 @@
       <w:color w:val="272727" w:themeColor="text1" w:themeTint="D8"/>
     </w:rPr>
   </w:style>
-  <w:style w:type="paragraph" w:styleId="a3">
+  <w:style w:type="paragraph" w:styleId="Title">
     <w:name w:val="Title"/>
-    <w:basedOn w:val="a"/>
-    <w:next w:val="a"/>
-    <w:link w:val="a4"/>
+    <w:basedOn w:val="Normal"/>
+    <w:next w:val="Normal"/>
+    <w:link w:val="TitleChar"/>
     <w:uiPriority w:val="10"/>
     <w:qFormat/>
     <w:rsid w:val="000A47CE"/>
@@ -1286,10 +1169,10 @@
       <w:szCs w:val="56"/>
     </w:rPr>
   </w:style>
-  <w:style w:type="character" w:customStyle="1" w:styleId="a4">
-    <w:name w:val="标题 字符"/>
-    <w:basedOn w:val="a0"/>
-    <w:link w:val="a3"/>
+  <w:style w:type="character" w:customStyle="1" w:styleId="TitleChar">
+    <w:name w:val="Title Char"/>
+    <w:basedOn w:val="DefaultParagraphFont"/>
+    <w:link w:val="Title"/>
     <w:uiPriority w:val="10"/>
     <w:rsid w:val="000A47CE"/>
     <w:rPr>
@@ -1300,11 +1183,11 @@
       <w:szCs w:val="56"/>
     </w:rPr>
   </w:style>
-  <w:style w:type="paragraph" w:styleId="a5">
+  <w:style w:type="paragraph" w:styleId="Subtitle">
     <w:name w:val="Subtitle"/>
-    <w:basedOn w:val="a"/>
-    <w:next w:val="a"/>
-    <w:link w:val="a6"/>
+    <w:basedOn w:val="Normal"/>
+    <w:next w:val="Normal"/>
+    <w:link w:val="SubtitleChar"/>
     <w:uiPriority w:val="11"/>
     <w:qFormat/>
     <w:rsid w:val="000A47CE"/>
@@ -1321,10 +1204,10 @@
       <w:szCs w:val="28"/>
     </w:rPr>
   </w:style>
-  <w:style w:type="character" w:customStyle="1" w:styleId="a6">
-    <w:name w:val="副标题 字符"/>
-    <w:basedOn w:val="a0"/>
-    <w:link w:val="a5"/>
+  <w:style w:type="character" w:customStyle="1" w:styleId="SubtitleChar">
+    <w:name w:val="Subtitle Char"/>
+    <w:basedOn w:val="DefaultParagraphFont"/>
+    <w:link w:val="Subtitle"/>
     <w:uiPriority w:val="11"/>
     <w:rsid w:val="000A47CE"/>
     <w:rPr>
@@ -1335,11 +1218,11 @@
       <w:szCs w:val="28"/>
     </w:rPr>
   </w:style>
-  <w:style w:type="paragraph" w:styleId="a7">
+  <w:style w:type="paragraph" w:styleId="Quote">
     <w:name w:val="Quote"/>
-    <w:basedOn w:val="a"/>
-    <w:next w:val="a"/>
-    <w:link w:val="a8"/>
+    <w:basedOn w:val="Normal"/>
+    <w:next w:val="Normal"/>
+    <w:link w:val="QuoteChar"/>
     <w:uiPriority w:val="29"/>
     <w:qFormat/>
     <w:rsid w:val="000A47CE"/>
@@ -1353,10 +1236,10 @@
       <w:color w:val="404040" w:themeColor="text1" w:themeTint="BF"/>
     </w:rPr>
   </w:style>
-  <w:style w:type="character" w:customStyle="1" w:styleId="a8">
-    <w:name w:val="引用 字符"/>
-    <w:basedOn w:val="a0"/>
-    <w:link w:val="a7"/>
+  <w:style w:type="character" w:customStyle="1" w:styleId="QuoteChar">
+    <w:name w:val="Quote Char"/>
+    <w:basedOn w:val="DefaultParagraphFont"/>
+    <w:link w:val="Quote"/>
     <w:uiPriority w:val="29"/>
     <w:rsid w:val="000A47CE"/>
     <w:rPr>
@@ -1365,9 +1248,9 @@
       <w:color w:val="404040" w:themeColor="text1" w:themeTint="BF"/>
     </w:rPr>
   </w:style>
-  <w:style w:type="paragraph" w:styleId="a9">
+  <w:style w:type="paragraph" w:styleId="ListParagraph">
     <w:name w:val="List Paragraph"/>
-    <w:basedOn w:val="a"/>
+    <w:basedOn w:val="Normal"/>
     <w:uiPriority w:val="34"/>
     <w:qFormat/>
     <w:rsid w:val="000A47CE"/>
@@ -1376,9 +1259,9 @@
       <w:contextualSpacing/>
     </w:pPr>
   </w:style>
-  <w:style w:type="character" w:styleId="aa">
+  <w:style w:type="character" w:styleId="IntenseEmphasis">
     <w:name w:val="Intense Emphasis"/>
-    <w:basedOn w:val="a0"/>
+    <w:basedOn w:val="DefaultParagraphFont"/>
     <w:uiPriority w:val="21"/>
     <w:qFormat/>
     <w:rsid w:val="000A47CE"/>
@@ -1388,11 +1271,11 @@
       <w:color w:val="0F4761" w:themeColor="accent1" w:themeShade="BF"/>
     </w:rPr>
   </w:style>
-  <w:style w:type="paragraph" w:styleId="ab">
+  <w:style w:type="paragraph" w:styleId="IntenseQuote">
     <w:name w:val="Intense Quote"/>
-    <w:basedOn w:val="a"/>
-    <w:next w:val="a"/>
-    <w:link w:val="ac"/>
+    <w:basedOn w:val="Normal"/>
+    <w:next w:val="Normal"/>
+    <w:link w:val="IntenseQuoteChar"/>
     <w:uiPriority w:val="30"/>
     <w:qFormat/>
     <w:rsid w:val="000A47CE"/>
@@ -1411,10 +1294,10 @@
       <w:color w:val="0F4761" w:themeColor="accent1" w:themeShade="BF"/>
     </w:rPr>
   </w:style>
-  <w:style w:type="character" w:customStyle="1" w:styleId="ac">
-    <w:name w:val="明显引用 字符"/>
-    <w:basedOn w:val="a0"/>
-    <w:link w:val="ab"/>
+  <w:style w:type="character" w:customStyle="1" w:styleId="IntenseQuoteChar">
+    <w:name w:val="Intense Quote Char"/>
+    <w:basedOn w:val="DefaultParagraphFont"/>
+    <w:link w:val="IntenseQuote"/>
     <w:uiPriority w:val="30"/>
     <w:rsid w:val="000A47CE"/>
     <w:rPr>
@@ -1423,9 +1306,9 @@
       <w:color w:val="0F4761" w:themeColor="accent1" w:themeShade="BF"/>
     </w:rPr>
   </w:style>
-  <w:style w:type="character" w:styleId="ad">
+  <w:style w:type="character" w:styleId="IntenseReference">
     <w:name w:val="Intense Reference"/>
-    <w:basedOn w:val="a0"/>
+    <w:basedOn w:val="DefaultParagraphFont"/>
     <w:uiPriority w:val="32"/>
     <w:qFormat/>
     <w:rsid w:val="000A47CE"/>
@@ -1437,78 +1320,15 @@
       <w:spacing w:val="5"/>
     </w:rPr>
   </w:style>
-  <w:style w:type="paragraph" w:styleId="ae">
+  <w:style w:type="paragraph" w:styleId="NormalWeb">
     <w:name w:val="Normal (Web)"/>
-    <w:basedOn w:val="a"/>
+    <w:basedOn w:val="Normal"/>
     <w:uiPriority w:val="99"/>
     <w:semiHidden/>
     <w:unhideWhenUsed/>
     <w:rsid w:val="003A47C5"/>
     <w:rPr>
       <w:rFonts w:ascii="Times New Roman" w:hAnsi="Times New Roman" w:cs="Times New Roman"/>
-    </w:rPr>
-  </w:style>
-  <w:style w:type="paragraph" w:styleId="af">
-    <w:name w:val="header"/>
-    <w:basedOn w:val="a"/>
-    <w:link w:val="af0"/>
-    <w:uiPriority w:val="99"/>
-    <w:unhideWhenUsed/>
-    <w:rsid w:val="00FE3CC7"/>
-    <w:pPr>
-      <w:tabs>
-        <w:tab w:val="center" w:pos="4153"/>
-        <w:tab w:val="right" w:pos="8306"/>
-      </w:tabs>
-      <w:snapToGrid w:val="0"/>
-      <w:spacing w:line="240" w:lineRule="auto"/>
-      <w:jc w:val="center"/>
-    </w:pPr>
-    <w:rPr>
-      <w:sz w:val="18"/>
-      <w:szCs w:val="18"/>
-    </w:rPr>
-  </w:style>
-  <w:style w:type="character" w:customStyle="1" w:styleId="af0">
-    <w:name w:val="页眉 字符"/>
-    <w:basedOn w:val="a0"/>
-    <w:link w:val="af"/>
-    <w:uiPriority w:val="99"/>
-    <w:rsid w:val="00FE3CC7"/>
-    <w:rPr>
-      <w:sz w:val="18"/>
-      <w:szCs w:val="18"/>
-    </w:rPr>
-  </w:style>
-  <w:style w:type="paragraph" w:styleId="af1">
-    <w:name w:val="footer"/>
-    <w:basedOn w:val="a"/>
-    <w:link w:val="af2"/>
-    <w:uiPriority w:val="99"/>
-    <w:unhideWhenUsed/>
-    <w:rsid w:val="00FE3CC7"/>
-    <w:pPr>
-      <w:tabs>
-        <w:tab w:val="center" w:pos="4153"/>
-        <w:tab w:val="right" w:pos="8306"/>
-      </w:tabs>
-      <w:snapToGrid w:val="0"/>
-      <w:spacing w:line="240" w:lineRule="auto"/>
-    </w:pPr>
-    <w:rPr>
-      <w:sz w:val="18"/>
-      <w:szCs w:val="18"/>
-    </w:rPr>
-  </w:style>
-  <w:style w:type="character" w:customStyle="1" w:styleId="af2">
-    <w:name w:val="页脚 字符"/>
-    <w:basedOn w:val="a0"/>
-    <w:link w:val="af1"/>
-    <w:uiPriority w:val="99"/>
-    <w:rsid w:val="00FE3CC7"/>
-    <w:rPr>
-      <w:sz w:val="18"/>
-      <w:szCs w:val="18"/>
     </w:rPr>
   </w:style>
 </w:styles>
